--- a/Gas_Market_Model_Documentation.docx
+++ b/Gas_Market_Model_Documentation.docx
@@ -93,12 +93,12 @@
         <w:pStyle w:val="Heading2"/>
       </w:pPr>
       <w:r>
-        <w:t>3.1 Demand Traces (Step Change Central Case)</w:t>
+        <w:t>3.1 Demand Traces (Selectable GSOO Baseline)</w:t>
       </w:r>
     </w:p>
     <w:p>
       <w:r>
-        <w:t>The model's central case is the AEMO 2026 GSOO Step Change scenario. Rather than applying arbitrary per-node growth rates, each demand sector is re-based directly onto its GSOO Step Change annual trajectory while the empirical daily profile shape from Gas Bulletin Board (GBB) actuals is preserved (shape correlation 1.0; only the annual level is scaled). GSOO indices are applied relative to 2026 and clamped to the 2026-2045 GSOO horizon, then held flat to 2050. The Winter, LNG and ADGSM scenario levers layer multiplicatively on top of this central case. Queensland LNG export demand is calibrated to ~3,650 TJ/day (~1,250 PJ/year) in 2026.</w:t>
+        <w:t>The model demand is built from the AEMO 2026 GSOO. The user selects one of the three 2026 GSOO demand scenarios as the model baseline via a dropdown in the dashboard: Step Change (central, most likely path to Net Zero), Accelerated Transition (faster electrification - steepest residential/commercial decline, highest green-industrial growth, fastest LNG run-down), or Slower Growth (demand held higher for longer). Rather than applying arbitrary per-node growth rates, each demand sector is re-based directly onto its GSOO annual trajectory for the chosen baseline while the empirical daily profile shape from Gas Bulletin Board (GBB) actuals is preserved (shape correlation 1.0; only the annual level is scaled). GSOO indices are applied relative to 2026 and clamped to the 2026-2045 GSOO horizon, then held flat to 2050. The Winter, LNG and ADGSM scenario levers layer multiplicatively on top of whichever baseline is chosen. Queensland LNG export demand is calibrated to ~3,650 TJ/day (~1,250 PJ/year) in 2026. ("Progressive Change" is not a 2026 GSOO scenario - it belongs to the older 2025 GSOO vintage - so the model uses the consistent 2026 GSOO trio above.)</w:t>
       </w:r>
     </w:p>
     <w:tbl>
@@ -128,7 +128,7 @@
           </w:tcPr>
           <w:p>
             <w:r>
-              <w:t>GSOO Step Change Driver</w:t>
+              <w:t>GSOO Driver (per chosen baseline)</w:t>
             </w:r>
           </w:p>
         </w:tc>
@@ -202,7 +202,7 @@
           </w:tcPr>
           <w:p>
             <w:r>
-              <w:t>Annual level anchored to NEM GPG; winter-peaking from regional summer/winter peaks</w:t>
+              <w:t>Annual level anchored to NEM GPG; winter-peaking from regional summer/winter peaks. AEMO publishes one 2026 GSOO GPG annual trajectory, so non-Step-Change baselines scale it by their regional GPG peak ratio vs Step Change</w:t>
             </w:r>
           </w:p>
         </w:tc>
@@ -275,7 +275,7 @@
     <w:p>
       <w:r>
         <w:br/>
-        <w:t>Derived demand data is rebuilt from source by the "Regenerate All Data" button (src/regenerate_data.py), which runs the build pipeline in dependency order: build_curtailable_demand -&gt; build_gsoo_stepchange -&gt; build_gpg_demand_gsoo -&gt; build_industrial_demand_gsoo -&gt; build_demand_gsoo. Only source inputs (GBB actuals, GSOO workbooks, configs) are committed; generated files are rebuilt locally.</w:t>
+        <w:t>Derived demand data is rebuilt from source by the "Regenerate All Data" button (src/regenerate_data.py), which runs the build pipeline in dependency order: build_curtailable_demand -&gt; build_gsoo_scenarios -&gt; build_gpg_demand_gsoo -&gt; build_industrial_demand_gsoo -&gt; build_demand_gsoo. The GSOO extract pulls all three baselines, and the demand builders emit one set of files per baseline (demand_&lt;baseline&gt;.csv etc.). Only source inputs (GBB actuals, GSOO workbooks, configs) are committed; generated files are rebuilt locally.</w:t>
       </w:r>
     </w:p>
     <w:p>
